--- a/crates/unluminous-word/tests/fixtures/formatting.docx
+++ b/crates/unluminous-word/tests/fixtures/formatting.docx
@@ -990,7 +990,7 @@
     <w:link w:val="Heading1Char"/>
     <w:uiPriority w:val="9"/>
     <w:qFormat/>
-    <w:rsid w:val="00871594"/>
+    <w:rsid w:val="002222C1"/>
     <w:pPr>
       <w:keepNext/>
       <w:keepLines/>
@@ -1013,7 +1013,7 @@
     <w:semiHidden/>
     <w:unhideWhenUsed/>
     <w:qFormat/>
-    <w:rsid w:val="00871594"/>
+    <w:rsid w:val="002222C1"/>
     <w:pPr>
       <w:keepNext/>
       <w:keepLines/>
@@ -1036,7 +1036,7 @@
     <w:semiHidden/>
     <w:unhideWhenUsed/>
     <w:qFormat/>
-    <w:rsid w:val="00871594"/>
+    <w:rsid w:val="002222C1"/>
     <w:pPr>
       <w:keepNext/>
       <w:keepLines/>
@@ -1059,7 +1059,7 @@
     <w:semiHidden/>
     <w:unhideWhenUsed/>
     <w:qFormat/>
-    <w:rsid w:val="00871594"/>
+    <w:rsid w:val="002222C1"/>
     <w:pPr>
       <w:keepNext/>
       <w:keepLines/>
@@ -1082,7 +1082,7 @@
     <w:semiHidden/>
     <w:unhideWhenUsed/>
     <w:qFormat/>
-    <w:rsid w:val="00871594"/>
+    <w:rsid w:val="002222C1"/>
     <w:pPr>
       <w:keepNext/>
       <w:keepLines/>
@@ -1103,7 +1103,7 @@
     <w:semiHidden/>
     <w:unhideWhenUsed/>
     <w:qFormat/>
-    <w:rsid w:val="00871594"/>
+    <w:rsid w:val="002222C1"/>
     <w:pPr>
       <w:keepNext/>
       <w:keepLines/>
@@ -1126,7 +1126,7 @@
     <w:semiHidden/>
     <w:unhideWhenUsed/>
     <w:qFormat/>
-    <w:rsid w:val="00871594"/>
+    <w:rsid w:val="002222C1"/>
     <w:pPr>
       <w:keepNext/>
       <w:keepLines/>
@@ -1147,7 +1147,7 @@
     <w:semiHidden/>
     <w:unhideWhenUsed/>
     <w:qFormat/>
-    <w:rsid w:val="00871594"/>
+    <w:rsid w:val="002222C1"/>
     <w:pPr>
       <w:keepNext/>
       <w:keepLines/>
@@ -1170,7 +1170,7 @@
     <w:semiHidden/>
     <w:unhideWhenUsed/>
     <w:qFormat/>
-    <w:rsid w:val="00871594"/>
+    <w:rsid w:val="002222C1"/>
     <w:pPr>
       <w:keepNext/>
       <w:keepLines/>
@@ -1213,7 +1213,7 @@
     <w:basedOn w:val="DefaultParagraphFont"/>
     <w:link w:val="Heading1"/>
     <w:uiPriority w:val="9"/>
-    <w:rsid w:val="00871594"/>
+    <w:rsid w:val="002222C1"/>
     <w:rPr>
       <w:rFonts w:asciiTheme="majorHAnsi" w:eastAsiaTheme="majorEastAsia" w:hAnsiTheme="majorHAnsi" w:cstheme="majorBidi"/>
       <w:color w:val="0F4761" w:themeColor="accent1" w:themeShade="BF"/>
@@ -1227,7 +1227,7 @@
     <w:link w:val="Heading2"/>
     <w:uiPriority w:val="9"/>
     <w:semiHidden/>
-    <w:rsid w:val="00871594"/>
+    <w:rsid w:val="002222C1"/>
     <w:rPr>
       <w:rFonts w:asciiTheme="majorHAnsi" w:eastAsiaTheme="majorEastAsia" w:hAnsiTheme="majorHAnsi" w:cstheme="majorBidi"/>
       <w:color w:val="0F4761" w:themeColor="accent1" w:themeShade="BF"/>
@@ -1241,7 +1241,7 @@
     <w:link w:val="Heading3"/>
     <w:uiPriority w:val="9"/>
     <w:semiHidden/>
-    <w:rsid w:val="00871594"/>
+    <w:rsid w:val="002222C1"/>
     <w:rPr>
       <w:rFonts w:eastAsiaTheme="majorEastAsia" w:cstheme="majorBidi"/>
       <w:color w:val="0F4761" w:themeColor="accent1" w:themeShade="BF"/>
@@ -1255,7 +1255,7 @@
     <w:link w:val="Heading4"/>
     <w:uiPriority w:val="9"/>
     <w:semiHidden/>
-    <w:rsid w:val="00871594"/>
+    <w:rsid w:val="002222C1"/>
     <w:rPr>
       <w:rFonts w:eastAsiaTheme="majorEastAsia" w:cstheme="majorBidi"/>
       <w:i/>
@@ -1269,7 +1269,7 @@
     <w:link w:val="Heading5"/>
     <w:uiPriority w:val="9"/>
     <w:semiHidden/>
-    <w:rsid w:val="00871594"/>
+    <w:rsid w:val="002222C1"/>
     <w:rPr>
       <w:rFonts w:eastAsiaTheme="majorEastAsia" w:cstheme="majorBidi"/>
       <w:color w:val="0F4761" w:themeColor="accent1" w:themeShade="BF"/>
@@ -1281,7 +1281,7 @@
     <w:link w:val="Heading6"/>
     <w:uiPriority w:val="9"/>
     <w:semiHidden/>
-    <w:rsid w:val="00871594"/>
+    <w:rsid w:val="002222C1"/>
     <w:rPr>
       <w:rFonts w:eastAsiaTheme="majorEastAsia" w:cstheme="majorBidi"/>
       <w:i/>
@@ -1295,7 +1295,7 @@
     <w:link w:val="Heading7"/>
     <w:uiPriority w:val="9"/>
     <w:semiHidden/>
-    <w:rsid w:val="00871594"/>
+    <w:rsid w:val="002222C1"/>
     <w:rPr>
       <w:rFonts w:eastAsiaTheme="majorEastAsia" w:cstheme="majorBidi"/>
       <w:color w:val="595959" w:themeColor="text1" w:themeTint="A6"/>
@@ -1307,7 +1307,7 @@
     <w:link w:val="Heading8"/>
     <w:uiPriority w:val="9"/>
     <w:semiHidden/>
-    <w:rsid w:val="00871594"/>
+    <w:rsid w:val="002222C1"/>
     <w:rPr>
       <w:rFonts w:eastAsiaTheme="majorEastAsia" w:cstheme="majorBidi"/>
       <w:i/>
@@ -1321,7 +1321,7 @@
     <w:link w:val="Heading9"/>
     <w:uiPriority w:val="9"/>
     <w:semiHidden/>
-    <w:rsid w:val="00871594"/>
+    <w:rsid w:val="002222C1"/>
     <w:rPr>
       <w:rFonts w:eastAsiaTheme="majorEastAsia" w:cstheme="majorBidi"/>
       <w:color w:val="272727" w:themeColor="text1" w:themeTint="D8"/>
@@ -1334,7 +1334,7 @@
     <w:link w:val="TitleChar"/>
     <w:uiPriority w:val="10"/>
     <w:qFormat/>
-    <w:rsid w:val="00871594"/>
+    <w:rsid w:val="002222C1"/>
     <w:pPr>
       <w:spacing w:after="80" w:line="240" w:lineRule="auto"/>
       <w:contextualSpacing/>
@@ -1352,7 +1352,7 @@
     <w:basedOn w:val="DefaultParagraphFont"/>
     <w:link w:val="Title"/>
     <w:uiPriority w:val="10"/>
-    <w:rsid w:val="00871594"/>
+    <w:rsid w:val="002222C1"/>
     <w:rPr>
       <w:rFonts w:asciiTheme="majorHAnsi" w:eastAsiaTheme="majorEastAsia" w:hAnsiTheme="majorHAnsi" w:cstheme="majorBidi"/>
       <w:spacing w:val="-10"/>
@@ -1368,7 +1368,7 @@
     <w:link w:val="SubtitleChar"/>
     <w:uiPriority w:val="11"/>
     <w:qFormat/>
-    <w:rsid w:val="00871594"/>
+    <w:rsid w:val="002222C1"/>
     <w:pPr>
       <w:numPr>
         <w:ilvl w:val="1"/>
@@ -1387,7 +1387,7 @@
     <w:basedOn w:val="DefaultParagraphFont"/>
     <w:link w:val="Subtitle"/>
     <w:uiPriority w:val="11"/>
-    <w:rsid w:val="00871594"/>
+    <w:rsid w:val="002222C1"/>
     <w:rPr>
       <w:rFonts w:eastAsiaTheme="majorEastAsia" w:cstheme="majorBidi"/>
       <w:color w:val="595959" w:themeColor="text1" w:themeTint="A6"/>
@@ -1403,7 +1403,7 @@
     <w:link w:val="QuoteChar"/>
     <w:uiPriority w:val="29"/>
     <w:qFormat/>
-    <w:rsid w:val="00871594"/>
+    <w:rsid w:val="002222C1"/>
     <w:pPr>
       <w:spacing w:before="160"/>
       <w:jc w:val="center"/>
@@ -1419,7 +1419,7 @@
     <w:basedOn w:val="DefaultParagraphFont"/>
     <w:link w:val="Quote"/>
     <w:uiPriority w:val="29"/>
-    <w:rsid w:val="00871594"/>
+    <w:rsid w:val="002222C1"/>
     <w:rPr>
       <w:i/>
       <w:iCs/>
@@ -1431,7 +1431,7 @@
     <w:basedOn w:val="Normal"/>
     <w:uiPriority w:val="34"/>
     <w:qFormat/>
-    <w:rsid w:val="00871594"/>
+    <w:rsid w:val="002222C1"/>
     <w:pPr>
       <w:ind w:left="720"/>
       <w:contextualSpacing/>
@@ -1442,7 +1442,7 @@
     <w:basedOn w:val="DefaultParagraphFont"/>
     <w:uiPriority w:val="21"/>
     <w:qFormat/>
-    <w:rsid w:val="00871594"/>
+    <w:rsid w:val="002222C1"/>
     <w:rPr>
       <w:i/>
       <w:iCs/>
@@ -1456,7 +1456,7 @@
     <w:link w:val="IntenseQuoteChar"/>
     <w:uiPriority w:val="30"/>
     <w:qFormat/>
-    <w:rsid w:val="00871594"/>
+    <w:rsid w:val="002222C1"/>
     <w:pPr>
       <w:pBdr>
         <w:top w:val="single" w:sz="4" w:space="10" w:color="0F4761" w:themeColor="accent1" w:themeShade="BF"/>
@@ -1477,7 +1477,7 @@
     <w:basedOn w:val="DefaultParagraphFont"/>
     <w:link w:val="IntenseQuote"/>
     <w:uiPriority w:val="30"/>
-    <w:rsid w:val="00871594"/>
+    <w:rsid w:val="002222C1"/>
     <w:rPr>
       <w:i/>
       <w:iCs/>
@@ -1489,7 +1489,7 @@
     <w:basedOn w:val="DefaultParagraphFont"/>
     <w:uiPriority w:val="32"/>
     <w:qFormat/>
-    <w:rsid w:val="00871594"/>
+    <w:rsid w:val="002222C1"/>
     <w:rPr>
       <w:b/>
       <w:bCs/>
